--- a/senedler/word/az/AIVanta Is Qaydalari - Automation (AZ).docx
+++ b/senedler/word/az/AIVanta Is Qaydalari - Automation (AZ).docx
@@ -56,7 +56,7 @@
           <w:color w:val="14181F"/>
           <w:sz w:val="38"/>
         </w:rPr>
-        <w:t>Automation — iş qaydaları</w:t>
+        <w:t>Automation — İş Qaydaları</w:t>
       </w:r>
     </w:p>
     <w:p>
@@ -66,7 +66,7 @@
           <w:color w:val="22262E"/>
           <w:sz w:val="21"/>
         </w:rPr>
-        <w:t>Ümumi qaydalar burada da keçərlidir. Aşağıdakılar avtomatlaşdırma layihələrinə xas əlavələrdir.</w:t>
+        <w:t>Ümumi qaydalar tam keçərlidir. Aşağıdakılar avtomatlaşdırma layihələrinə xas əməli qaydalar, tool stack və prosedurlardır.</w:t>
       </w:r>
     </w:p>
     <w:p>
@@ -84,7 +84,487 @@
           <w:color w:val="0B7A67"/>
           <w:sz w:val="26"/>
         </w:rPr>
-        <w:t>Müştəridən nə istəyirik</w:t>
+        <w:t>1. Tool stack (standart)</w:t>
+      </w:r>
+    </w:p>
+    <w:tbl>
+      <w:tblPr>
+        <w:tblW w:type="auto" w:w="0"/>
+        <w:jc w:val="center"/>
+        <w:tblLayout w:type="autofit"/>
+        <w:tblLook w:firstColumn="1" w:firstRow="1" w:lastColumn="0" w:lastRow="0" w:noHBand="0" w:noVBand="1" w:val="04A0"/>
+        <w:tblBorders>
+          <w:top w:val="single" w:sz="6" w:space="0" w:color="D7DBE0"/>
+          <w:left w:val="single" w:sz="6" w:space="0" w:color="D7DBE0"/>
+          <w:bottom w:val="single" w:sz="6" w:space="0" w:color="D7DBE0"/>
+          <w:right w:val="single" w:sz="6" w:space="0" w:color="D7DBE0"/>
+          <w:insideH w:val="single" w:sz="6" w:space="0" w:color="D7DBE0"/>
+          <w:insideV w:val="single" w:sz="6" w:space="0" w:color="D7DBE0"/>
+        </w:tblBorders>
+      </w:tblPr>
+      <w:tblGrid>
+        <w:gridCol w:w="3249"/>
+        <w:gridCol w:w="3249"/>
+        <w:gridCol w:w="3249"/>
+      </w:tblGrid>
+      <w:tr>
+        <w:tc>
+          <w:tcPr>
+            <w:tcW w:type="dxa" w:w="3249"/>
+            <w:shd w:val="clear" w:fill="0B7A67"/>
+          </w:tcPr>
+          <w:p>
+            <w:r>
+              <w:rPr>
+                <w:rFonts w:ascii="Segoe UI" w:hAnsi="Segoe UI"/>
+                <w:b/>
+                <w:color w:val="FFFFFF"/>
+                <w:sz w:val="19"/>
+              </w:rPr>
+              <w:t>Məqsəd</w:t>
+            </w:r>
+          </w:p>
+        </w:tc>
+        <w:tc>
+          <w:tcPr>
+            <w:tcW w:type="dxa" w:w="3249"/>
+            <w:shd w:val="clear" w:fill="0B7A67"/>
+          </w:tcPr>
+          <w:p>
+            <w:r>
+              <w:rPr>
+                <w:rFonts w:ascii="Segoe UI" w:hAnsi="Segoe UI"/>
+                <w:b/>
+                <w:color w:val="FFFFFF"/>
+                <w:sz w:val="19"/>
+              </w:rPr>
+              <w:t>Tool</w:t>
+            </w:r>
+          </w:p>
+        </w:tc>
+        <w:tc>
+          <w:tcPr>
+            <w:tcW w:type="dxa" w:w="3249"/>
+            <w:shd w:val="clear" w:fill="0B7A67"/>
+          </w:tcPr>
+          <w:p>
+            <w:r>
+              <w:rPr>
+                <w:rFonts w:ascii="Segoe UI" w:hAnsi="Segoe UI"/>
+                <w:b/>
+                <w:color w:val="FFFFFF"/>
+                <w:sz w:val="19"/>
+              </w:rPr>
+              <w:t>Nə vaxt</w:t>
+            </w:r>
+          </w:p>
+        </w:tc>
+      </w:tr>
+      <w:tr>
+        <w:tc>
+          <w:tcPr>
+            <w:tcW w:type="dxa" w:w="3249"/>
+          </w:tcPr>
+          <w:p>
+            <w:pPr>
+              <w:spacing w:after="40"/>
+            </w:pPr>
+            <w:r>
+              <w:rPr>
+                <w:rFonts w:ascii="Segoe UI" w:hAnsi="Segoe UI"/>
+                <w:color w:val="22262E"/>
+                <w:sz w:val="19"/>
+              </w:rPr>
+              <w:t>Low-code axın</w:t>
+            </w:r>
+          </w:p>
+        </w:tc>
+        <w:tc>
+          <w:tcPr>
+            <w:tcW w:type="dxa" w:w="3249"/>
+          </w:tcPr>
+          <w:p>
+            <w:pPr>
+              <w:spacing w:after="40"/>
+            </w:pPr>
+            <w:r>
+              <w:rPr>
+                <w:rFonts w:ascii="Segoe UI" w:hAnsi="Segoe UI"/>
+                <w:b/>
+                <w:color w:val="14181F"/>
+                <w:sz w:val="19"/>
+              </w:rPr>
+              <w:t>n8n</w:t>
+            </w:r>
+            <w:r>
+              <w:rPr>
+                <w:rFonts w:ascii="Segoe UI" w:hAnsi="Segoe UI"/>
+                <w:color w:val="22262E"/>
+                <w:sz w:val="19"/>
+              </w:rPr>
+              <w:t xml:space="preserve"> (self-host, data-privacy dostu)</w:t>
+            </w:r>
+          </w:p>
+        </w:tc>
+        <w:tc>
+          <w:tcPr>
+            <w:tcW w:type="dxa" w:w="3249"/>
+          </w:tcPr>
+          <w:p>
+            <w:pPr>
+              <w:spacing w:after="40"/>
+            </w:pPr>
+            <w:r>
+              <w:rPr>
+                <w:rFonts w:ascii="Segoe UI" w:hAnsi="Segoe UI"/>
+                <w:color w:val="22262E"/>
+                <w:sz w:val="19"/>
+              </w:rPr>
+              <w:t>Standart seçim</w:t>
+            </w:r>
+          </w:p>
+        </w:tc>
+      </w:tr>
+      <w:tr>
+        <w:tc>
+          <w:tcPr>
+            <w:tcW w:type="dxa" w:w="3249"/>
+            <w:shd w:val="clear" w:fill="F4F6F8"/>
+          </w:tcPr>
+          <w:p>
+            <w:pPr>
+              <w:spacing w:after="40"/>
+            </w:pPr>
+            <w:r>
+              <w:rPr>
+                <w:rFonts w:ascii="Segoe UI" w:hAnsi="Segoe UI"/>
+                <w:color w:val="22262E"/>
+                <w:sz w:val="19"/>
+              </w:rPr>
+              <w:t>Low-code (müştəri stack-i)</w:t>
+            </w:r>
+          </w:p>
+        </w:tc>
+        <w:tc>
+          <w:tcPr>
+            <w:tcW w:type="dxa" w:w="3249"/>
+            <w:shd w:val="clear" w:fill="F4F6F8"/>
+          </w:tcPr>
+          <w:p>
+            <w:pPr>
+              <w:spacing w:after="40"/>
+            </w:pPr>
+            <w:r>
+              <w:rPr>
+                <w:rFonts w:ascii="Segoe UI" w:hAnsi="Segoe UI"/>
+                <w:color w:val="22262E"/>
+                <w:sz w:val="19"/>
+              </w:rPr>
+              <w:t>Make / Power Automate / Zapier</w:t>
+            </w:r>
+          </w:p>
+        </w:tc>
+        <w:tc>
+          <w:tcPr>
+            <w:tcW w:type="dxa" w:w="3249"/>
+            <w:shd w:val="clear" w:fill="F4F6F8"/>
+          </w:tcPr>
+          <w:p>
+            <w:pPr>
+              <w:spacing w:after="40"/>
+            </w:pPr>
+            <w:r>
+              <w:rPr>
+                <w:rFonts w:ascii="Segoe UI" w:hAnsi="Segoe UI"/>
+                <w:color w:val="22262E"/>
+                <w:sz w:val="19"/>
+              </w:rPr>
+              <w:t>Müştəri artıq istifadə edirsə</w:t>
+            </w:r>
+          </w:p>
+        </w:tc>
+      </w:tr>
+      <w:tr>
+        <w:tc>
+          <w:tcPr>
+            <w:tcW w:type="dxa" w:w="3249"/>
+          </w:tcPr>
+          <w:p>
+            <w:pPr>
+              <w:spacing w:after="40"/>
+            </w:pPr>
+            <w:r>
+              <w:rPr>
+                <w:rFonts w:ascii="Segoe UI" w:hAnsi="Segoe UI"/>
+                <w:color w:val="22262E"/>
+                <w:sz w:val="19"/>
+              </w:rPr>
+              <w:t>Xüsusi məntiq</w:t>
+            </w:r>
+          </w:p>
+        </w:tc>
+        <w:tc>
+          <w:tcPr>
+            <w:tcW w:type="dxa" w:w="3249"/>
+          </w:tcPr>
+          <w:p>
+            <w:pPr>
+              <w:spacing w:after="40"/>
+            </w:pPr>
+            <w:r>
+              <w:rPr>
+                <w:rFonts w:ascii="Segoe UI" w:hAnsi="Segoe UI"/>
+                <w:b/>
+                <w:color w:val="14181F"/>
+                <w:sz w:val="19"/>
+              </w:rPr>
+              <w:t>Python</w:t>
+            </w:r>
+          </w:p>
+        </w:tc>
+        <w:tc>
+          <w:tcPr>
+            <w:tcW w:type="dxa" w:w="3249"/>
+          </w:tcPr>
+          <w:p>
+            <w:pPr>
+              <w:spacing w:after="40"/>
+            </w:pPr>
+            <w:r>
+              <w:rPr>
+                <w:rFonts w:ascii="Segoe UI" w:hAnsi="Segoe UI"/>
+                <w:color w:val="22262E"/>
+                <w:sz w:val="19"/>
+              </w:rPr>
+              <w:t>API/low-code çatmayanda</w:t>
+            </w:r>
+          </w:p>
+        </w:tc>
+      </w:tr>
+      <w:tr>
+        <w:tc>
+          <w:tcPr>
+            <w:tcW w:type="dxa" w:w="3249"/>
+            <w:shd w:val="clear" w:fill="F4F6F8"/>
+          </w:tcPr>
+          <w:p>
+            <w:pPr>
+              <w:spacing w:after="40"/>
+            </w:pPr>
+            <w:r>
+              <w:rPr>
+                <w:rFonts w:ascii="Segoe UI" w:hAnsi="Segoe UI"/>
+                <w:color w:val="22262E"/>
+                <w:sz w:val="19"/>
+              </w:rPr>
+              <w:t>RPA (interfeys)</w:t>
+            </w:r>
+          </w:p>
+        </w:tc>
+        <w:tc>
+          <w:tcPr>
+            <w:tcW w:type="dxa" w:w="3249"/>
+            <w:shd w:val="clear" w:fill="F4F6F8"/>
+          </w:tcPr>
+          <w:p>
+            <w:pPr>
+              <w:spacing w:after="40"/>
+            </w:pPr>
+            <w:r>
+              <w:rPr>
+                <w:rFonts w:ascii="Segoe UI" w:hAnsi="Segoe UI"/>
+                <w:b/>
+                <w:color w:val="14181F"/>
+                <w:sz w:val="19"/>
+              </w:rPr>
+              <w:t>Playwright</w:t>
+            </w:r>
+            <w:r>
+              <w:rPr>
+                <w:rFonts w:ascii="Segoe UI" w:hAnsi="Segoe UI"/>
+                <w:color w:val="22262E"/>
+                <w:sz w:val="19"/>
+              </w:rPr>
+              <w:t xml:space="preserve"> (və ya UiPath)</w:t>
+            </w:r>
+          </w:p>
+        </w:tc>
+        <w:tc>
+          <w:tcPr>
+            <w:tcW w:type="dxa" w:w="3249"/>
+            <w:shd w:val="clear" w:fill="F4F6F8"/>
+          </w:tcPr>
+          <w:p>
+            <w:pPr>
+              <w:spacing w:after="40"/>
+            </w:pPr>
+            <w:r>
+              <w:rPr>
+                <w:rFonts w:ascii="Segoe UI" w:hAnsi="Segoe UI"/>
+                <w:color w:val="22262E"/>
+                <w:sz w:val="19"/>
+              </w:rPr>
+              <w:t>Yalnız API olmayanda</w:t>
+            </w:r>
+          </w:p>
+        </w:tc>
+      </w:tr>
+      <w:tr>
+        <w:tc>
+          <w:tcPr>
+            <w:tcW w:type="dxa" w:w="3249"/>
+          </w:tcPr>
+          <w:p>
+            <w:pPr>
+              <w:spacing w:after="40"/>
+            </w:pPr>
+            <w:r>
+              <w:rPr>
+                <w:rFonts w:ascii="Segoe UI" w:hAnsi="Segoe UI"/>
+                <w:color w:val="22262E"/>
+                <w:sz w:val="19"/>
+              </w:rPr>
+              <w:t>Secrets</w:t>
+            </w:r>
+          </w:p>
+        </w:tc>
+        <w:tc>
+          <w:tcPr>
+            <w:tcW w:type="dxa" w:w="3249"/>
+          </w:tcPr>
+          <w:p>
+            <w:pPr>
+              <w:spacing w:after="40"/>
+            </w:pPr>
+            <w:r>
+              <w:rPr>
+                <w:rFonts w:ascii="Segoe UI" w:hAnsi="Segoe UI"/>
+                <w:color w:val="22262E"/>
+                <w:sz w:val="19"/>
+              </w:rPr>
+              <w:t>Vault (1Password/Bitwarden)</w:t>
+            </w:r>
+          </w:p>
+        </w:tc>
+        <w:tc>
+          <w:tcPr>
+            <w:tcW w:type="dxa" w:w="3249"/>
+          </w:tcPr>
+          <w:p>
+            <w:pPr>
+              <w:spacing w:after="40"/>
+            </w:pPr>
+            <w:r>
+              <w:rPr>
+                <w:rFonts w:ascii="Segoe UI" w:hAnsi="Segoe UI"/>
+                <w:color w:val="22262E"/>
+                <w:sz w:val="19"/>
+              </w:rPr>
+              <w:t>Kodda/axında açıq saxlanmır</w:t>
+            </w:r>
+          </w:p>
+        </w:tc>
+      </w:tr>
+      <w:tr>
+        <w:tc>
+          <w:tcPr>
+            <w:tcW w:type="dxa" w:w="3249"/>
+            <w:shd w:val="clear" w:fill="F4F6F8"/>
+          </w:tcPr>
+          <w:p>
+            <w:pPr>
+              <w:spacing w:after="40"/>
+            </w:pPr>
+            <w:r>
+              <w:rPr>
+                <w:rFonts w:ascii="Segoe UI" w:hAnsi="Segoe UI"/>
+                <w:color w:val="22262E"/>
+                <w:sz w:val="19"/>
+              </w:rPr>
+              <w:t>Monitorinq</w:t>
+            </w:r>
+          </w:p>
+        </w:tc>
+        <w:tc>
+          <w:tcPr>
+            <w:tcW w:type="dxa" w:w="3249"/>
+            <w:shd w:val="clear" w:fill="F4F6F8"/>
+          </w:tcPr>
+          <w:p>
+            <w:pPr>
+              <w:spacing w:after="40"/>
+            </w:pPr>
+            <w:r>
+              <w:rPr>
+                <w:rFonts w:ascii="Segoe UI" w:hAnsi="Segoe UI"/>
+                <w:color w:val="22262E"/>
+                <w:sz w:val="19"/>
+              </w:rPr>
+              <w:t>Axın platformasının logu + alert</w:t>
+            </w:r>
+          </w:p>
+        </w:tc>
+        <w:tc>
+          <w:tcPr>
+            <w:tcW w:type="dxa" w:w="3249"/>
+            <w:shd w:val="clear" w:fill="F4F6F8"/>
+          </w:tcPr>
+          <w:p>
+            <w:pPr>
+              <w:spacing w:after="40"/>
+            </w:pPr>
+            <w:r>
+              <w:rPr>
+                <w:rFonts w:ascii="Segoe UI" w:hAnsi="Segoe UI"/>
+                <w:color w:val="22262E"/>
+                <w:sz w:val="19"/>
+              </w:rPr>
+              <w:t>Hər run izlənir</w:t>
+            </w:r>
+          </w:p>
+        </w:tc>
+      </w:tr>
+    </w:tbl>
+    <w:p>
+      <w:pPr>
+        <w:spacing w:after="80"/>
+      </w:pPr>
+    </w:p>
+    <w:p>
+      <w:r>
+        <w:rPr>
+          <w:rFonts w:ascii="Segoe UI" w:hAnsi="Segoe UI"/>
+          <w:b/>
+          <w:color w:val="14181F"/>
+          <w:sz w:val="21"/>
+        </w:rPr>
+        <w:t>Platforma hesabı müştərinin adına açılır</w:t>
+      </w:r>
+      <w:r>
+        <w:rPr>
+          <w:rFonts w:ascii="Segoe UI" w:hAnsi="Segoe UI"/>
+          <w:color w:val="22262E"/>
+          <w:sz w:val="21"/>
+        </w:rPr>
+        <w:t xml:space="preserve"> — bizdən asılı qalmır.</w:t>
+      </w:r>
+    </w:p>
+    <w:p>
+      <w:pPr>
+        <w:keepNext/>
+        <w:spacing w:before="280" w:after="100"/>
+        <w:pBdr>
+          <w:bottom w:val="single" w:sz="6" w:space="3" w:color="D7DBE0"/>
+        </w:pBdr>
+      </w:pPr>
+      <w:r>
+        <w:rPr>
+          <w:rFonts w:ascii="Segoe UI" w:hAnsi="Segoe UI"/>
+          <w:b/>
+          <w:color w:val="0B7A67"/>
+          <w:sz w:val="26"/>
+        </w:rPr>
+        <w:t>2. Müştəridən nə istəyirik</w:t>
       </w:r>
     </w:p>
     <w:p>
@@ -107,7 +587,7 @@
           <w:color w:val="22262E"/>
           <w:sz w:val="21"/>
         </w:rPr>
-        <w:t xml:space="preserve"> — prosesi bu gün icra edən konkret adam(lar). Xəritələnmə onlarla aparılır, təsdiq onlardan alınır.</w:t>
+        <w:t xml:space="preserve"> — prosesi bu gün icra edən konkret adam(lar).</w:t>
       </w:r>
     </w:p>
     <w:p>
@@ -130,7 +610,7 @@
           <w:color w:val="22262E"/>
           <w:sz w:val="21"/>
         </w:rPr>
-        <w:t xml:space="preserve"> — inteqrasiya olunacaq hər sistemdə (CRM, ERP, email və s.) bizim üçün ayrıca test hesabı. Real istifadəçilərin hesabı ilə işləmirik.</w:t>
+        <w:t xml:space="preserve"> — inteqrasiya olunacaq hər sistemdə (real istifadəçi hesabı ilə işləmirik).</w:t>
       </w:r>
     </w:p>
     <w:p>
@@ -153,7 +633,7 @@
           <w:color w:val="22262E"/>
           <w:sz w:val="21"/>
         </w:rPr>
-        <w:t xml:space="preserve"> — mümkünsə sistemlərin sandbox/test instansı. Yoxdursa, test ssenariləri yalnız razılaşdırılmış təhlükəsiz data ilə.</w:t>
+        <w:t xml:space="preserve"> — sandbox/test instansı; yoxdursa yalnız razılaşdırılmış təhlükəsiz data.</w:t>
       </w:r>
     </w:p>
     <w:p>
@@ -176,7 +656,7 @@
           <w:color w:val="22262E"/>
           <w:sz w:val="21"/>
         </w:rPr>
-        <w:t xml:space="preserve"> — avtomatlaşdırma harada işləyəcək: müştərinin VM-i (standart: ümumi qaydalardakı kimi) və ya müştərinin istifadə etdiyi platforma hesabı (n8n / Make / Power Automate / Zapier — mövcud stack-ə uyğun seçilir). Platforma hesabı müştərinin adına açılır — bizdən asılı qalmır.</w:t>
+        <w:t xml:space="preserve"> — axın harada işləyəcək: müştərinin VM-i (standart spec: Ümumi qaydalar) və ya platforma hesabı.</w:t>
       </w:r>
     </w:p>
     <w:p>
@@ -194,7 +674,213 @@
           <w:color w:val="0B7A67"/>
           <w:sz w:val="26"/>
         </w:rPr>
-        <w:t>Qurulma qaydaları</w:t>
+        <w:t>3. Qurulma qaydaları (hər axında məcburi)</w:t>
+      </w:r>
+    </w:p>
+    <w:p>
+      <w:r>
+        <w:rPr>
+          <w:rFonts w:ascii="Segoe UI" w:hAnsi="Segoe UI"/>
+          <w:color w:val="22262E"/>
+          <w:sz w:val="21"/>
+        </w:rPr>
+        <w:t xml:space="preserve">Hər avtomatlaşdırma bu 5 şeyə malik olmalıdır — </w:t>
+      </w:r>
+      <w:r>
+        <w:rPr>
+          <w:rFonts w:ascii="Segoe UI" w:hAnsi="Segoe UI"/>
+          <w:b/>
+          <w:color w:val="14181F"/>
+          <w:sz w:val="21"/>
+        </w:rPr>
+        <w:t>istisna yoxdur:</w:t>
+      </w:r>
+    </w:p>
+    <w:p>
+      <w:pPr>
+        <w:spacing w:after="80"/>
+        <w:ind w:left="340"/>
+      </w:pPr>
+      <w:r>
+        <w:rPr>
+          <w:rFonts w:ascii="Segoe UI" w:hAnsi="Segoe UI"/>
+          <w:b/>
+          <w:color w:val="0B7A67"/>
+          <w:sz w:val="21"/>
+        </w:rPr>
+        <w:t xml:space="preserve">1.  </w:t>
+      </w:r>
+      <w:r>
+        <w:rPr>
+          <w:rFonts w:ascii="Segoe UI" w:hAnsi="Segoe UI"/>
+          <w:b/>
+          <w:color w:val="14181F"/>
+          <w:sz w:val="21"/>
+        </w:rPr>
+        <w:t>Idempotency</w:t>
+      </w:r>
+      <w:r>
+        <w:rPr>
+          <w:rFonts w:ascii="Segoe UI" w:hAnsi="Segoe UI"/>
+          <w:color w:val="22262E"/>
+          <w:sz w:val="21"/>
+        </w:rPr>
+        <w:t xml:space="preserve"> — eyni əməliyyat təkrar işləsə, nəticə dublikat olmur (məs. eyni email iki dəfə getmir, eyni ödəniş iki dəfə olmur).</w:t>
+      </w:r>
+    </w:p>
+    <w:p>
+      <w:pPr>
+        <w:spacing w:after="80"/>
+        <w:ind w:left="340"/>
+      </w:pPr>
+      <w:r>
+        <w:rPr>
+          <w:rFonts w:ascii="Segoe UI" w:hAnsi="Segoe UI"/>
+          <w:b/>
+          <w:color w:val="0B7A67"/>
+          <w:sz w:val="21"/>
+        </w:rPr>
+        <w:t xml:space="preserve">2.  </w:t>
+      </w:r>
+      <w:r>
+        <w:rPr>
+          <w:rFonts w:ascii="Segoe UI" w:hAnsi="Segoe UI"/>
+          <w:b/>
+          <w:color w:val="14181F"/>
+          <w:sz w:val="21"/>
+        </w:rPr>
+        <w:t>Retry + backoff</w:t>
+      </w:r>
+      <w:r>
+        <w:rPr>
+          <w:rFonts w:ascii="Segoe UI" w:hAnsi="Segoe UI"/>
+          <w:color w:val="22262E"/>
+          <w:sz w:val="21"/>
+        </w:rPr>
+        <w:t xml:space="preserve"> — müvəqqəti xəta olanda eksponensial gecikmə ilə yenidən cəhd; sonda uğursuzsa </w:t>
+      </w:r>
+      <w:r>
+        <w:rPr>
+          <w:rFonts w:ascii="Segoe UI" w:hAnsi="Segoe UI"/>
+          <w:b/>
+          <w:color w:val="14181F"/>
+          <w:sz w:val="21"/>
+        </w:rPr>
+        <w:t>dead-letter</w:t>
+      </w:r>
+      <w:r>
+        <w:rPr>
+          <w:rFonts w:ascii="Segoe UI" w:hAnsi="Segoe UI"/>
+          <w:color w:val="22262E"/>
+          <w:sz w:val="21"/>
+        </w:rPr>
+        <w:t xml:space="preserve"> (bir yerə düşür, itmir).</w:t>
+      </w:r>
+    </w:p>
+    <w:p>
+      <w:pPr>
+        <w:spacing w:after="80"/>
+        <w:ind w:left="340"/>
+      </w:pPr>
+      <w:r>
+        <w:rPr>
+          <w:rFonts w:ascii="Segoe UI" w:hAnsi="Segoe UI"/>
+          <w:b/>
+          <w:color w:val="0B7A67"/>
+          <w:sz w:val="21"/>
+        </w:rPr>
+        <w:t xml:space="preserve">3.  </w:t>
+      </w:r>
+      <w:r>
+        <w:rPr>
+          <w:rFonts w:ascii="Segoe UI" w:hAnsi="Segoe UI"/>
+          <w:b/>
+          <w:color w:val="14181F"/>
+          <w:sz w:val="21"/>
+        </w:rPr>
+        <w:t>Kill switch</w:t>
+      </w:r>
+      <w:r>
+        <w:rPr>
+          <w:rFonts w:ascii="Segoe UI" w:hAnsi="Segoe UI"/>
+          <w:color w:val="22262E"/>
+          <w:sz w:val="21"/>
+        </w:rPr>
+        <w:t xml:space="preserve"> — müştəri istənilən an prosesi özü dayandıra bilir; yeri runbook-da.</w:t>
+      </w:r>
+    </w:p>
+    <w:p>
+      <w:pPr>
+        <w:spacing w:after="80"/>
+        <w:ind w:left="340"/>
+      </w:pPr>
+      <w:r>
+        <w:rPr>
+          <w:rFonts w:ascii="Segoe UI" w:hAnsi="Segoe UI"/>
+          <w:b/>
+          <w:color w:val="0B7A67"/>
+          <w:sz w:val="21"/>
+        </w:rPr>
+        <w:t xml:space="preserve">4.  </w:t>
+      </w:r>
+      <w:r>
+        <w:rPr>
+          <w:rFonts w:ascii="Segoe UI" w:hAnsi="Segoe UI"/>
+          <w:b/>
+          <w:color w:val="14181F"/>
+          <w:sz w:val="21"/>
+        </w:rPr>
+        <w:t>Loglama</w:t>
+      </w:r>
+      <w:r>
+        <w:rPr>
+          <w:rFonts w:ascii="Segoe UI" w:hAnsi="Segoe UI"/>
+          <w:color w:val="22262E"/>
+          <w:sz w:val="21"/>
+        </w:rPr>
+        <w:t xml:space="preserve"> — hər əməliyyat: nə vaxt, nə edildi, nəticə. Geriyə izlənir.</w:t>
+      </w:r>
+    </w:p>
+    <w:p>
+      <w:pPr>
+        <w:spacing w:after="80"/>
+        <w:ind w:left="340"/>
+      </w:pPr>
+      <w:r>
+        <w:rPr>
+          <w:rFonts w:ascii="Segoe UI" w:hAnsi="Segoe UI"/>
+          <w:b/>
+          <w:color w:val="0B7A67"/>
+          <w:sz w:val="21"/>
+        </w:rPr>
+        <w:t xml:space="preserve">5.  </w:t>
+      </w:r>
+      <w:r>
+        <w:rPr>
+          <w:rFonts w:ascii="Segoe UI" w:hAnsi="Segoe UI"/>
+          <w:b/>
+          <w:color w:val="14181F"/>
+          <w:sz w:val="21"/>
+        </w:rPr>
+        <w:t>Sahib (owner)</w:t>
+      </w:r>
+      <w:r>
+        <w:rPr>
+          <w:rFonts w:ascii="Segoe UI" w:hAnsi="Segoe UI"/>
+          <w:color w:val="22262E"/>
+          <w:sz w:val="21"/>
+        </w:rPr>
+        <w:t xml:space="preserve"> — hər axının bir məsulu var.</w:t>
+      </w:r>
+    </w:p>
+    <w:p>
+      <w:r>
+        <w:rPr>
+          <w:rFonts w:ascii="Segoe UI" w:hAnsi="Segoe UI"/>
+          <w:color w:val="22262E"/>
+          <w:sz w:val="21"/>
+        </w:rPr>
+        <w:t>Əlavə:</w:t>
       </w:r>
     </w:p>
     <w:p>
@@ -217,38 +903,7 @@
           <w:color w:val="22262E"/>
           <w:sz w:val="21"/>
         </w:rPr>
-        <w:t xml:space="preserve"> sistemin API-si varsa API ilə; RPA (ekran üzərindən avtomatlaşdırma) yalnız API olmayanda — çünki interfeys dəyişəndə sınır.</w:t>
-      </w:r>
-    </w:p>
-    <w:p>
-      <w:pPr>
-        <w:pStyle w:val="ListBullet"/>
-        <w:spacing w:after="80"/>
-      </w:pPr>
-      <w:r>
-        <w:rPr>
-          <w:rFonts w:ascii="Segoe UI" w:hAnsi="Segoe UI"/>
-          <w:color w:val="22262E"/>
-          <w:sz w:val="21"/>
-        </w:rPr>
-        <w:t xml:space="preserve">Hər workflow-da </w:t>
-      </w:r>
-      <w:r>
-        <w:rPr>
-          <w:rFonts w:ascii="Segoe UI" w:hAnsi="Segoe UI"/>
-          <w:b/>
-          <w:color w:val="14181F"/>
-          <w:sz w:val="21"/>
-        </w:rPr>
-        <w:t>error handling məcburidir:</w:t>
-      </w:r>
-      <w:r>
-        <w:rPr>
-          <w:rFonts w:ascii="Segoe UI" w:hAnsi="Segoe UI"/>
-          <w:color w:val="22262E"/>
-          <w:sz w:val="21"/>
-        </w:rPr>
-        <w:t xml:space="preserve"> xəta halında nə baş verir, kimə bildiriş gedir (email/mesaj), neçə dəfə retry olunur — hamısı sənədləşir.</w:t>
+        <w:t xml:space="preserve"> API varsa API ilə; RPA yalnız API olmayanda (interfeys dəyişəndə sınır).</w:t>
       </w:r>
     </w:p>
     <w:p>
@@ -263,7 +918,7 @@
           <w:color w:val="14181F"/>
           <w:sz w:val="21"/>
         </w:rPr>
-        <w:t>Kill switch:</w:t>
+        <w:t>Rate limit / kvota</w:t>
       </w:r>
       <w:r>
         <w:rPr>
@@ -271,7 +926,7 @@
           <w:color w:val="22262E"/>
           <w:sz w:val="21"/>
         </w:rPr>
-        <w:t xml:space="preserve"> müştəri istənilən an prosesi özü dayandıra bilməlidir. Düymənin/qaydanın yeri runbook-da göstərilir.</w:t>
+        <w:t xml:space="preserve"> hörmət edilir — müştəri sistemini yükləmə/flood etmə (unudulan risk: sonsuz döngə → minlərlə dublikat email).</w:t>
       </w:r>
     </w:p>
     <w:p>
@@ -285,38 +940,7 @@
           <w:color w:val="22262E"/>
           <w:sz w:val="21"/>
         </w:rPr>
-        <w:t xml:space="preserve">Avtomatlaşdırma etdiyi hər əməliyyatın </w:t>
-      </w:r>
-      <w:r>
-        <w:rPr>
-          <w:rFonts w:ascii="Segoe UI" w:hAnsi="Segoe UI"/>
-          <w:b/>
-          <w:color w:val="14181F"/>
-          <w:sz w:val="21"/>
-        </w:rPr>
-        <w:t>logunu</w:t>
-      </w:r>
-      <w:r>
-        <w:rPr>
-          <w:rFonts w:ascii="Segoe UI" w:hAnsi="Segoe UI"/>
-          <w:color w:val="22262E"/>
-          <w:sz w:val="21"/>
-        </w:rPr>
-        <w:t xml:space="preserve"> saxlayır: nə vaxt, nə edildi, nəticə nə oldu. Problem çıxanda geriyə izləmək mümkün olur.</w:t>
-      </w:r>
-    </w:p>
-    <w:p>
-      <w:pPr>
-        <w:pStyle w:val="ListBullet"/>
-        <w:spacing w:after="80"/>
-      </w:pPr>
-      <w:r>
-        <w:rPr>
-          <w:rFonts w:ascii="Segoe UI" w:hAnsi="Segoe UI"/>
-          <w:color w:val="22262E"/>
-          <w:sz w:val="21"/>
-        </w:rPr>
-        <w:t xml:space="preserve">Maliyyə və ya geri dönməz əməliyyatlar (ödəniş, silmə, müştəriyə email) ilk mərhələdə </w:t>
+        <w:t xml:space="preserve">Maliyyə / geri dönməz əməliyyatlar (ödəniş, silmə, müştəriyə email) ilk mərhələdə </w:t>
       </w:r>
       <w:r>
         <w:rPr>
@@ -333,7 +957,21 @@
           <w:color w:val="22262E"/>
           <w:sz w:val="21"/>
         </w:rPr>
-        <w:t xml:space="preserve"> qurulur; tam avtomata keçid yalnız paralel dövr bitdikdən sonra, yazılı razılıqla.</w:t>
+        <w:t>; tam avtomata keçid yalnız paralel dövr bitəndən sonra, yazılı razılıqla.</w:t>
+      </w:r>
+    </w:p>
+    <w:p>
+      <w:pPr>
+        <w:pStyle w:val="ListBullet"/>
+        <w:spacing w:after="80"/>
+      </w:pPr>
+      <w:r>
+        <w:rPr>
+          <w:rFonts w:ascii="Segoe UI" w:hAnsi="Segoe UI"/>
+          <w:color w:val="22262E"/>
+          <w:sz w:val="21"/>
+        </w:rPr>
+        <w:t>API auth: OAuth / scoped token, refresh düzgün idarə olunur; açarlar vault-da.</w:t>
       </w:r>
     </w:p>
     <w:p>
@@ -351,7 +989,7 @@
           <w:color w:val="0B7A67"/>
           <w:sz w:val="26"/>
         </w:rPr>
-        <w:t>Paralel dövr qaydası</w:t>
+        <w:t>4. Paralel dövr qaydası</w:t>
       </w:r>
     </w:p>
     <w:p>
@@ -374,7 +1012,7 @@
           <w:color w:val="14181F"/>
           <w:sz w:val="21"/>
         </w:rPr>
-        <w:t>minimum 2 həftə</w:t>
+        <w:t>min. 2 həftə</w:t>
       </w:r>
       <w:r>
         <w:rPr>
@@ -396,7 +1034,7 @@
           <w:color w:val="22262E"/>
           <w:sz w:val="21"/>
         </w:rPr>
-        <w:t>Nəticələr gündəlik tutuşdurulur; fərq çıxarsa, səbəbi tapılmadan cutover olmur, dövr uzadılır.</w:t>
+        <w:t>Nəticələr gündəlik tutuşdurulur; fərq çıxarsa cutover olmur, dövr uzanır.</w:t>
       </w:r>
     </w:p>
     <w:p>
@@ -410,7 +1048,7 @@
           <w:color w:val="22262E"/>
           <w:sz w:val="21"/>
         </w:rPr>
-        <w:t>Köhnə prosesə bu dövrdə toxunulmur — geri dönüş yolu həmişə açıqdır.</w:t>
+        <w:t>Köhnə prosesə toxunulmur — geri dönüş yolu açıq.</w:t>
       </w:r>
     </w:p>
     <w:p>
@@ -428,7 +1066,7 @@
           <w:color w:val="0B7A67"/>
           <w:sz w:val="26"/>
         </w:rPr>
-        <w:t>Təhvildə əlavə olaraq</w:t>
+        <w:t>5. Test və deploy</w:t>
       </w:r>
     </w:p>
     <w:p>
@@ -442,7 +1080,24 @@
           <w:color w:val="22262E"/>
           <w:sz w:val="21"/>
         </w:rPr>
-        <w:t>Workflow xəritəsi: hər addım, hər inteqrasiya, hər bildiriş.</w:t>
+        <w:t xml:space="preserve">Axın əvvəl </w:t>
+      </w:r>
+      <w:r>
+        <w:rPr>
+          <w:rFonts w:ascii="Segoe UI" w:hAnsi="Segoe UI"/>
+          <w:b/>
+          <w:color w:val="14181F"/>
+          <w:sz w:val="21"/>
+        </w:rPr>
+        <w:t>test/staging</w:t>
+      </w:r>
+      <w:r>
+        <w:rPr>
+          <w:rFonts w:ascii="Segoe UI" w:hAnsi="Segoe UI"/>
+          <w:color w:val="22262E"/>
+          <w:sz w:val="21"/>
+        </w:rPr>
+        <w:t>-də qurulur, prod-a yalnız işlədiyi təsdiqlənəndən sonra.</w:t>
       </w:r>
     </w:p>
     <w:p>
@@ -456,7 +1111,25 @@
           <w:color w:val="22262E"/>
           <w:sz w:val="21"/>
         </w:rPr>
-        <w:t>Runbook: dayandırma / yenidən başlatma / tipik xətaların həlli.</w:t>
+        <w:t>Axın versiyalanır (export + Git); dəyişiklik change request ilə.</w:t>
+      </w:r>
+    </w:p>
+    <w:p>
+      <w:pPr>
+        <w:keepNext/>
+        <w:spacing w:before="280" w:after="100"/>
+        <w:pBdr>
+          <w:bottom w:val="single" w:sz="6" w:space="3" w:color="D7DBE0"/>
+        </w:pBdr>
+      </w:pPr>
+      <w:r>
+        <w:rPr>
+          <w:rFonts w:ascii="Segoe UI" w:hAnsi="Segoe UI"/>
+          <w:b/>
+          <w:color w:val="0B7A67"/>
+          <w:sz w:val="26"/>
+        </w:rPr>
+        <w:t>6. Təhvildə əlavə olaraq</w:t>
       </w:r>
     </w:p>
     <w:p>
@@ -467,10 +1140,65 @@
       <w:r>
         <w:rPr>
           <w:rFonts w:ascii="Segoe UI" w:hAnsi="Segoe UI"/>
+          <w:b/>
+          <w:color w:val="14181F"/>
+          <w:sz w:val="21"/>
+        </w:rPr>
+        <w:t>Axın xəritəsi:</w:t>
+      </w:r>
+      <w:r>
+        <w:rPr>
+          <w:rFonts w:ascii="Segoe UI" w:hAnsi="Segoe UI"/>
           <w:color w:val="22262E"/>
           <w:sz w:val="21"/>
         </w:rPr>
-        <w:t>Dəyişiklik təlimatı: sistemlərdən biri dəyişəndə (yeni sahə, yeni versiya) nəyə baxmaq lazımdır.</w:t>
+        <w:t xml:space="preserve"> hər addım, hər inteqrasiya, hər bildiriş (trigger → action → owner).</w:t>
+      </w:r>
+    </w:p>
+    <w:p>
+      <w:pPr>
+        <w:pStyle w:val="ListBullet"/>
+        <w:spacing w:after="80"/>
+      </w:pPr>
+      <w:r>
+        <w:rPr>
+          <w:rFonts w:ascii="Segoe UI" w:hAnsi="Segoe UI"/>
+          <w:b/>
+          <w:color w:val="14181F"/>
+          <w:sz w:val="21"/>
+        </w:rPr>
+        <w:t>Runbook:</w:t>
+      </w:r>
+      <w:r>
+        <w:rPr>
+          <w:rFonts w:ascii="Segoe UI" w:hAnsi="Segoe UI"/>
+          <w:color w:val="22262E"/>
+          <w:sz w:val="21"/>
+        </w:rPr>
+        <w:t xml:space="preserve"> dayandırma / yenidən başlatma / tipik xətaların həlli.</w:t>
+      </w:r>
+    </w:p>
+    <w:p>
+      <w:pPr>
+        <w:pStyle w:val="ListBullet"/>
+        <w:spacing w:after="80"/>
+      </w:pPr>
+      <w:r>
+        <w:rPr>
+          <w:rFonts w:ascii="Segoe UI" w:hAnsi="Segoe UI"/>
+          <w:b/>
+          <w:color w:val="14181F"/>
+          <w:sz w:val="21"/>
+        </w:rPr>
+        <w:t>Dəyişiklik təlimatı:</w:t>
+      </w:r>
+      <w:r>
+        <w:rPr>
+          <w:rFonts w:ascii="Segoe UI" w:hAnsi="Segoe UI"/>
+          <w:color w:val="22262E"/>
+          <w:sz w:val="21"/>
+        </w:rPr>
+        <w:t xml:space="preserve"> sistemlərdən biri dəyişəndə (yeni sahə, yeni versiya) nəyə baxmaq lazımdır.</w:t>
       </w:r>
     </w:p>
     <w:sectPr>
